--- a/Draft&Resume/GabrielIsuekebho_CV_EarlyCareers_Banner.docx
+++ b/Draft&Resume/GabrielIsuekebho_CV_EarlyCareers_Banner.docx
@@ -158,7 +158,7 @@
           </w:p>
           <w:p>
             <w:pPr>
-              <w:spacing w:before="200" w:after="60" w:line="240" w:lineRule="auto"/>
+              <w:spacing w:before="180" w:after="60" w:line="240" w:lineRule="auto"/>
               <w:pBdr>
                 <w:bottom w:val="single" w:sz="6" w:space="1" w:color="1F2D3D"/>
               </w:pBdr>
@@ -185,7 +185,7 @@
           </w:p>
           <w:p>
             <w:pPr>
-              <w:spacing w:before="200" w:after="60" w:line="240" w:lineRule="auto"/>
+              <w:spacing w:before="180" w:after="60" w:line="240" w:lineRule="auto"/>
               <w:pBdr>
                 <w:bottom w:val="single" w:sz="6" w:space="1" w:color="1F2D3D"/>
               </w:pBdr>
@@ -208,13 +208,13 @@
                 <w:b/>
                 <w:sz w:val="19"/>
               </w:rPr>
-              <w:t xml:space="preserve">Languages &amp; Frameworks: </w:t>
+              <w:t xml:space="preserve">Languages: </w:t>
             </w:r>
             <w:r>
               <w:rPr>
                 <w:sz w:val="19"/>
               </w:rPr>
-              <w:t>Python, C#, ASP.NET, Django, FastAPI</w:t>
+              <w:t>Python, C#, JavaScript, TypeScript, SQL</w:t>
             </w:r>
           </w:p>
           <w:p>
@@ -226,13 +226,13 @@
                 <w:b/>
                 <w:sz w:val="19"/>
               </w:rPr>
-              <w:t xml:space="preserve">AI &amp; ML: </w:t>
+              <w:t xml:space="preserve">Backend &amp; APIs: </w:t>
             </w:r>
             <w:r>
               <w:rPr>
                 <w:sz w:val="19"/>
               </w:rPr>
-              <w:t>LLMs (Claude, GPT), PyTorch, STT/TTS, AI system design</w:t>
+              <w:t>FastAPI, Django, ASP.NET Core, REST APIs, WebSockets, Microservices</w:t>
             </w:r>
           </w:p>
           <w:p>
@@ -244,18 +244,122 @@
                 <w:b/>
                 <w:sz w:val="19"/>
               </w:rPr>
-              <w:t xml:space="preserve">Infrastructure &amp; Tools: </w:t>
+              <w:t xml:space="preserve">AI &amp; LLM: </w:t>
             </w:r>
             <w:r>
               <w:rPr>
                 <w:sz w:val="19"/>
               </w:rPr>
-              <w:t>AWS, Docker, Kubernetes, PostgreSQL, Redis, Jira, Agile/Scrum</w:t>
+              <w:t>Context engineering, RAG, Harness engineering, AI agents, STT/TTS, LLM integration</w:t>
             </w:r>
           </w:p>
           <w:p>
             <w:pPr>
-              <w:spacing w:before="200" w:after="60" w:line="240" w:lineRule="auto"/>
+              <w:spacing w:before="0" w:after="40" w:line="240" w:lineRule="auto"/>
+            </w:pPr>
+            <w:r>
+              <w:rPr>
+                <w:b/>
+                <w:sz w:val="19"/>
+              </w:rPr>
+              <w:t xml:space="preserve">Data &amp; Storage: </w:t>
+            </w:r>
+            <w:r>
+              <w:rPr>
+                <w:sz w:val="19"/>
+              </w:rPr>
+              <w:t>PostgreSQL, MySQL, Redis, TimescaleDB</w:t>
+            </w:r>
+          </w:p>
+          <w:p>
+            <w:pPr>
+              <w:spacing w:before="0" w:after="40" w:line="240" w:lineRule="auto"/>
+            </w:pPr>
+            <w:r>
+              <w:rPr>
+                <w:b/>
+                <w:sz w:val="19"/>
+              </w:rPr>
+              <w:t xml:space="preserve">DevOps &amp; Cloud: </w:t>
+            </w:r>
+            <w:r>
+              <w:rPr>
+                <w:sz w:val="19"/>
+              </w:rPr>
+              <w:t>Docker, Kubernetes, AWS, CI/CD, GitHub Actions, Git, Linux</w:t>
+            </w:r>
+          </w:p>
+          <w:p>
+            <w:pPr>
+              <w:spacing w:before="0" w:after="40" w:line="240" w:lineRule="auto"/>
+            </w:pPr>
+            <w:r>
+              <w:rPr>
+                <w:b/>
+                <w:sz w:val="19"/>
+              </w:rPr>
+              <w:t xml:space="preserve">Practices &amp; Tools: </w:t>
+            </w:r>
+            <w:r>
+              <w:rPr>
+                <w:sz w:val="19"/>
+              </w:rPr>
+              <w:t>Agile/Scrum, Testing, Technical documentation, Jira</w:t>
+            </w:r>
+          </w:p>
+          <w:p>
+            <w:pPr>
+              <w:spacing w:before="180" w:after="60" w:line="240" w:lineRule="auto"/>
+              <w:pBdr>
+                <w:bottom w:val="single" w:sz="6" w:space="1" w:color="1F2D3D"/>
+              </w:pBdr>
+            </w:pPr>
+            <w:r>
+              <w:rPr>
+                <w:b/>
+                <w:color w:val="1F2D3D"/>
+                <w:sz w:val="21"/>
+              </w:rPr>
+              <w:t>CERTIFICATIONS</w:t>
+            </w:r>
+          </w:p>
+          <w:p>
+            <w:pPr>
+              <w:spacing w:before="0" w:after="40" w:line="240" w:lineRule="auto"/>
+            </w:pPr>
+            <w:r>
+              <w:rPr>
+                <w:color w:val="1F2D3D"/>
+              </w:rPr>
+              <w:t xml:space="preserve">▹ </w:t>
+            </w:r>
+            <w:r>
+              <w:rPr>
+                <w:sz w:val="19"/>
+              </w:rPr>
+              <w:t>Kubernetes and Cloud Native Associate (KCNA), CNCF</w:t>
+            </w:r>
+          </w:p>
+          <w:p>
+            <w:pPr>
+              <w:spacing w:before="0" w:after="40" w:line="240" w:lineRule="auto"/>
+            </w:pPr>
+            <w:r>
+              <w:rPr>
+                <w:color w:val="1F2D3D"/>
+              </w:rPr>
+              <w:t xml:space="preserve">▹ </w:t>
+            </w:r>
+            <w:r>
+              <w:rPr>
+                <w:sz w:val="19"/>
+              </w:rPr>
+              <w:t>Google Project Management Certificate, Coursera</w:t>
+            </w:r>
+          </w:p>
+          <w:p>
+            <w:pPr>
+              <w:spacing w:before="180" w:after="60" w:line="240" w:lineRule="auto"/>
               <w:pBdr>
                 <w:bottom w:val="single" w:sz="6" w:space="1" w:color="1F2D3D"/>
               </w:pBdr>
@@ -778,7 +882,7 @@
           </w:p>
           <w:p>
             <w:pPr>
-              <w:spacing w:before="200" w:after="60" w:line="240" w:lineRule="auto"/>
+              <w:spacing w:before="180" w:after="60" w:line="240" w:lineRule="auto"/>
               <w:pBdr>
                 <w:bottom w:val="single" w:sz="6" w:space="1" w:color="1F2D3D"/>
               </w:pBdr>

--- a/Draft&Resume/GabrielIsuekebho_CV_EarlyCareers_Banner.docx
+++ b/Draft&Resume/GabrielIsuekebho_CV_EarlyCareers_Banner.docx
@@ -326,6 +326,7 @@
           <w:p>
             <w:pPr>
               <w:spacing w:before="0" w:after="40" w:line="240" w:lineRule="auto"/>
+              <w:ind w:left="288"/>
             </w:pPr>
             <w:r>
               <w:rPr>
@@ -343,6 +344,7 @@
           <w:p>
             <w:pPr>
               <w:spacing w:before="0" w:after="40" w:line="240" w:lineRule="auto"/>
+              <w:ind w:left="288"/>
             </w:pPr>
             <w:r>
               <w:rPr>
@@ -901,7 +903,7 @@
               <w:tabs>
                 <w:tab w:pos="10080" w:val="right"/>
               </w:tabs>
-              <w:spacing w:before="40" w:after="0" w:line="240" w:lineRule="auto"/>
+              <w:spacing w:before="100" w:after="0" w:line="240" w:lineRule="auto"/>
             </w:pPr>
             <w:r>
               <w:rPr>
@@ -955,6 +957,61 @@
           </w:p>
           <w:p>
             <w:pPr>
+              <w:spacing w:before="180" w:after="60" w:line="240" w:lineRule="auto"/>
+              <w:pBdr>
+                <w:bottom w:val="single" w:sz="6" w:space="1" w:color="1F2D3D"/>
+              </w:pBdr>
+            </w:pPr>
+            <w:r>
+              <w:rPr>
+                <w:b/>
+                <w:color w:val="1F2D3D"/>
+                <w:sz w:val="21"/>
+              </w:rPr>
+              <w:t>VOLUNTEERING</w:t>
+            </w:r>
+          </w:p>
+          <w:p>
+            <w:pPr>
+              <w:tabs>
+                <w:tab w:pos="10080" w:val="right"/>
+              </w:tabs>
+              <w:spacing w:before="100" w:after="0" w:line="240" w:lineRule="auto"/>
+            </w:pPr>
+            <w:r>
+              <w:rPr>
+                <w:b/>
+                <w:sz w:val="21"/>
+              </w:rPr>
+              <w:t>Interswitch</w:t>
+            </w:r>
+            <w:r>
+              <w:tab/>
+            </w:r>
+            <w:r>
+              <w:rPr>
+                <w:i/>
+                <w:color w:val="4A5560"/>
+                <w:sz w:val="18"/>
+              </w:rPr>
+              <w:t>2023 - 2024</w:t>
+            </w:r>
+          </w:p>
+          <w:p>
+            <w:pPr>
+              <w:spacing w:before="0" w:after="40" w:line="240" w:lineRule="auto"/>
+            </w:pPr>
+            <w:r>
+              <w:rPr>
+                <w:i/>
+                <w:color w:val="1F2D3D"/>
+                <w:sz w:val="19"/>
+              </w:rPr>
+              <w:t>Student Campus Ambassador</w:t>
+            </w:r>
+          </w:p>
+          <w:p>
+            <w:pPr>
               <w:spacing w:before="0" w:after="40" w:line="240" w:lineRule="auto"/>
               <w:ind w:left="288"/>
             </w:pPr>
@@ -968,7 +1025,7 @@
               <w:rPr>
                 <w:sz w:val="19"/>
               </w:rPr>
-              <w:t>Leadership: Interswitch Student Campus Ambassador (2023 - 2024).</w:t>
+              <w:t>Represented Interswitch on campus, promoting its fintech products and supporting student engagement and events.</w:t>
             </w:r>
           </w:p>
         </w:tc>
